--- a/fase2/Evidencias Individuales/MUNZENMAYER_REINHARTD_2.2_APT122_AutoevaluacionAvance.docx
+++ b/fase2/Evidencias Individuales/MUNZENMAYER_REINHARTD_2.2_APT122_AutoevaluacionAvance.docx
@@ -1473,7 +1473,7 @@
         <w:jc w:val="both"/>
       </w:pPr>
       <w:r>
-        <w:t>Esta autoevaluación revisa mi aporte al proyecto D-PAY 3.0, con el Sprint 3 en curso. Soy responsable de los documentos 06 (retrospectivas S01 y S02, firmadas y cerradas) y 07 (Plan de Pruebas v1.2 y Listado de Defectos v1.2). En HU-06, el pago aprobado y el rechazado en Webpay sandbox están PASS; el error de conexión está parcial, a la espera de un re-test sin cable USB; la regresión TUU/Kozen (TC-064) está bloqueada, en espera de ejecución por Diego Madrid (TUU/Kozen en producción), y tiene 17/17 pruebas unitarias en verde. Siguen abiertos la emisión de DTE y el defecto D-01. Timeout oficial de checkout: 300 s.</w:t>
+        <w:t>Esta autoevaluación revisa mi aporte al proyecto D-PAY 3.0, con el Sprint 3 en curso. Soy responsable de los documentos 06 (retrospectivas S01 y S02, firmadas y cerradas) y 07 (Plan de Pruebas v1.2 y Listado de Defectos v1.2). En HU-06, el pago aprobado y el rechazado en Webpay sandbox están PASS; el error de conexión está parcial, a la espera de un re-test sin cable USB; la regresión TUU/Kozen (TC-064) es TC-064 / TC-RG-01 Parcial (13/10/2026, Kozen P8 Neo, Diego Madrid): débito $2.000 aprobado (Pago exitoso); crédito $5.000 cancelado (Transacción cancelada, no declined emisor). Jest 17/17. Falta comprobante de crédito aprobado., y tiene 17/17 pruebas unitarias en verde. Siguen abiertos la emisión de DTE y el defecto D-01. Timeout oficial de checkout: 300 s.</w:t>
       </w:r>
     </w:p>
     <w:p>
@@ -1574,7 +1574,7 @@
         <w:rPr>
           <w:bCs/>
         </w:rPr>
-        <w:t>Plan de Pruebas v1.2 según ISO/IEC/IEEE 29119-3 (International Organization for Standardization [ISO], 2021) y catálogo CSY4111 de 19 casos: 15 OK, 2 parciales (MTC-12 y MTC-13, en el borde), 1 NOK y 1 bloqueado (TC-064).</w:t>
+        <w:t>Plan de Pruebas v1.2 según ISO/IEC/IEEE 29119-3 (International Organization for Standardization [ISO], 2021) y catálogo CSY4111 de 19 casos: 15 OK, 2 parciales (MTC-12 y MTC-13, en el borde), 15 OK, 2 parciales (MTC-12 y MTC-13), 1 NOK y 0 bloqueados (TC-064 / TC-RG-01 Parcial, regresión TUU Kozen fuera del conteo 15 MTC).</w:t>
       </w:r>
     </w:p>
     <w:p>
@@ -2333,7 +2333,7 @@
               <w:spacing w:after="40" w:line="240" w:lineRule="auto"/>
             </w:pPr>
             <w:r>
-              <w:t>Pruebas de Webpay en el Celular Android; la regresión TUU se cubre con 17 pruebas unitarias mientras TC-064 sigue bloqueado: en espera de ejecución por Diego Madrid (TUU/Kozen en producción)</w:t>
+              <w:t>Pruebas de Webpay en el Celular Android; la regresión TUU se cubre con 17 pruebas unitarias con TC-064 / TC-RG-01 Parcial desde el 13/10/2026 (Diego Madrid, Kozen P8 Neo)</w:t>
             </w:r>
           </w:p>
         </w:tc>
@@ -3604,7 +3604,7 @@
               <w:spacing w:after="40" w:line="240" w:lineRule="auto"/>
             </w:pPr>
             <w:r>
-              <w:t>19 casos (15 OK, 2 parciales (MTC-12 y MTC-13, en el borde), 1 NOK y 1 bloqueado (TC-064)); defectos con severidad y estado</w:t>
+              <w:t>19 casos (15 OK, 2 parciales (MTC-12 y MTC-13, en el borde), 15 OK, 2 parciales (MTC-12 y MTC-13), 1 NOK y 0 bloqueados (TC-064 / TC-RG-01 Parcial, regresión TUU Kozen fuera del conteo 15 MTC)); defectos con severidad y estado</w:t>
             </w:r>
           </w:p>
         </w:tc>

--- a/fase2/Evidencias Individuales/MUNZENMAYER_REINHARTD_2.2_APT122_AutoevaluacionAvance.docx
+++ b/fase2/Evidencias Individuales/MUNZENMAYER_REINHARTD_2.2_APT122_AutoevaluacionAvance.docx
@@ -208,7 +208,7 @@
                                 <w:sz w:val="20"/>
                                 <w:szCs w:val="20"/>
                               </w:rPr>
-                              <w:t>PTY4614-001 — CAPSTONE</w:t>
+                              <w:t>PTY4614-001 - CAPSTONE</w:t>
                             </w:r>
                           </w:p>
                           <w:p>
@@ -247,7 +247,7 @@
                                 <w:sz w:val="20"/>
                                 <w:szCs w:val="20"/>
                               </w:rPr>
-                              <w:t>Reinhartd Munzenmayer — Rol: QA</w:t>
+                              <w:t>Reinhartd Munzenmayer - Rol: QA</w:t>
                             </w:r>
                           </w:p>
                           <w:p>
@@ -384,7 +384,7 @@
                           <w:sz w:val="20"/>
                           <w:szCs w:val="20"/>
                         </w:rPr>
-                        <w:t>PTY4614-001 — CAPSTONE</w:t>
+                        <w:t>PTY4614-001 - CAPSTONE</w:t>
                       </w:r>
                     </w:p>
                     <w:p>
@@ -423,7 +423,7 @@
                           <w:sz w:val="20"/>
                           <w:szCs w:val="20"/>
                         </w:rPr>
-                        <w:t>Reinhartd Munzenmayer — Rol: QA</w:t>
+                        <w:t>Reinhartd Munzenmayer - Rol: QA</w:t>
                       </w:r>
                     </w:p>
                     <w:p>
@@ -1384,7 +1384,7 @@
           <w:rPr>
             <w:rStyle w:val="Hipervnculo"/>
           </w:rPr>
-          <w:t>Anexo A — Evidencias propias</w:t>
+          <w:t>Anexo A - Evidencias propias</w:t>
         </w:r>
         <w:r>
           <w:rPr>
@@ -1473,7 +1473,7 @@
         <w:jc w:val="both"/>
       </w:pPr>
       <w:r>
-        <w:t>Esta autoevaluación revisa mi aporte al proyecto D-PAY 3.0, con el Sprint 3 en curso. Soy responsable de los documentos 06 (retrospectivas S01 y S02, firmadas y cerradas) y 07 (Plan de Pruebas v1.2 y Listado de Defectos v1.2). En HU-06, el pago aprobado y el rechazado en Webpay sandbox están PASS; el error de conexión está parcial, a la espera de un re-test sin cable USB; la regresión TUU/Kozen (TC-064) es TC-064 / TC-RG-01 Parcial (13/10/2026, Kozen P8 Neo, Diego Madrid): débito $2.000 aprobado (Pago exitoso); crédito $5.000 cancelado (Transacción cancelada, no declined emisor). Jest 17/17. Falta comprobante de crédito aprobado., y tiene 17/17 pruebas unitarias en verde. Siguen abiertos la emisión de DTE y el defecto D-01. Timeout oficial de checkout: 300 s.</w:t>
+        <w:t>Esta autoevaluación revisa mi aporte al proyecto D-PAY 3.0, con retrospectiva Sprint 3 cerrada (15/10/2026) y Goal Parcial. Soy responsable de los documentos 06 (retrospectivas S01 y S02, firmadas y cerradas) y 07 (Plan de Pruebas v1.2 y Listado de Defectos v1.2). En HU-06, el pago aprobado y el rechazado en Webpay sandbox están PASS; el error de conexión está parcial, a la espera de un re-test sin cable USB; la regresión TUU/Kozen (TC-064) es TC-064 / TC-RG-01 Parcial (13/10/2026, Kozen P8 Neo, Diego Madrid): débito $2.000 aprobado (Pago exitoso); crédito $5.000 cancelado (Transacción cancelada, no declined emisor). Jest 17/17. Falta comprobante de crédito aprobado., y tiene 17/17 pruebas unitarias en verde. Siguen abiertos la emisión de DTE y el defecto D-01. Timeout oficial de checkout: 300 s.</w:t>
       </w:r>
     </w:p>
     <w:p>
@@ -1491,7 +1491,7 @@
         <w:jc w:val="both"/>
       </w:pPr>
       <w:r>
-        <w:t>This self-assessment reviews my contribution to D-PAY 3.0, with Sprint 3 in progress. I own documents 06 (Sprint 1 and 2 retrospectives, signed and closed) and 07 (Test Plan v1.2 and Defect Log v1.2). For HU-06, Webpay sandbox approval and decline pass; the connection-error case is partial, pending a re-test without a USB cable; TUU/Kozen regression (TC-064) is blocked pending execution by Diego Madrid (TUU/Kozen in production), with 17/17 unit tests green. Electronic tax documents (DTE) and defect D-01 remain open. Official checkout timeout: 300 s.</w:t>
+        <w:t>This self-assessment reviews my contribution to D-PAY 3.0, with Sprint 3 in progress. I own documents 06 (Sprint 1 and 2 retrospectives, signed and closed) and 07 (Test Plan v1.2 and Defect Log v1.2). For HU-06, Webpay sandbox approval and decline pass; the connection-error case is partial, pending a re-test without a USB cable; TUU/Kozen regression TC-064 / TC-RG-01 is Partial (13 Oct 2026, Kozen P8 Neo; production TUU baseline unchanged), with 17/17 unit tests green. Electronic tax documents (DTE) and defect D-01 remain open. Official checkout timeout: 300 s.</w:t>
       </w:r>
     </w:p>
     <w:p>
@@ -1634,7 +1634,7 @@
         <w:rPr>
           <w:bCs/>
         </w:rPr>
-        <w:t>Catálogo RNF ISO/IEC 25010 v1.0.1; 32 RNF, de los cuales 22 son Must y 16 están en OK, con un avance del 73 %.</w:t>
+        <w:t>Catálogo RNF ISO/IEC 25010 v1.0.2; 32 RNF, de los cuales 22 son Must y 16 están en OK, con un avance del 73 %.</w:t>
       </w:r>
     </w:p>
     <w:p>
@@ -1646,7 +1646,7 @@
         <w:rPr>
           <w:bCs/>
         </w:rPr>
-        <w:t>Retrospectivas S01 y S02: registro de las actas, firmadas por los tres integrantes el 04/10/2026 (Equipo D-PAY 3.0, 2026a, 2026b), ya cargadas en Drive; el PR #17 (aún abierto) es la publicación en Git, a cargo de Pablo Gutiérrez y Diego Madrid.</w:t>
+        <w:t>Retrospectivas S01, S02 y S03 (acta S03 15/10/2026): registro de las actas, firmadas por los tres integrantes el 04/10/2026 (Equipo D-PAY 3.0, 2026a, 2026b), ya cargadas en Drive; el PR #17 (aún abierto) es la publicación en Git, a cargo de Pablo Gutiérrez y Diego Madrid.</w:t>
       </w:r>
       <w:r>
         <w:rPr>
@@ -1961,7 +1961,7 @@
               <w:spacing w:after="40" w:line="240" w:lineRule="auto"/>
             </w:pPr>
             <w:r>
-              <w:t>Actas S01/S02 firmadas, Retro S03 v0.2 y matriz de trazabilidad</w:t>
+              <w:t>Actas S01, S02 y S03 firmadas; Retro S03 v0.5 (acta 15/10/2026) y matriz de trazabilidad</w:t>
             </w:r>
           </w:p>
         </w:tc>
@@ -3306,7 +3306,7 @@
         <w:rPr>
           <w:i/>
         </w:rPr>
-        <w:t>Systems and software engineering — Systems and software Quality Requirements and Evaluation (SQuaRE) — System and software quality models</w:t>
+        <w:t>Systems and software engineering - Systems and software Quality Requirements and Evaluation (SQuaRE) - System and software quality models</w:t>
       </w:r>
       <w:r>
         <w:t xml:space="preserve"> (ISO/IEC 25010:2011). https://www.iso.org/standard/35733.html</w:t>
@@ -3324,7 +3324,7 @@
         <w:rPr>
           <w:i/>
         </w:rPr>
-        <w:t>Software and systems engineering — Software testing — Part 3: Test documentation</w:t>
+        <w:t>Software and systems engineering - Software testing - Part 3: Test documentation</w:t>
       </w:r>
       <w:r>
         <w:t xml:space="preserve"> (ISO/IEC/IEEE 29119-3:2021). https://www.iso.org/standard/79429.html</w:t>
@@ -3354,7 +3354,7 @@
         <w:ind w:left="720" w:hanging="720"/>
       </w:pPr>
       <w:r>
-        <w:t>Munzenmayer, R. (2026a). Catálogo de requisitos no funcionales ISO/IEC 25010 D-PAY 3.0 (Versión 1.0.1) [Documento interno]. Duoc UC.</w:t>
+        <w:t>Munzenmayer, R. (2026a). Catálogo de requisitos no funcionales ISO/IEC 25010 D-PAY 3.0 (Versión 1.0.2) [Documento interno]. Duoc UC.</w:t>
       </w:r>
     </w:p>
     <w:p>
@@ -3436,7 +3436,7 @@
       </w:pPr>
       <w:bookmarkStart w:id="13" w:name="_Toc242697044"/>
       <w:r>
-        <w:t>Anexo A — Evidencias propias</w:t>
+        <w:t>Anexo A - Evidencias propias</w:t>
       </w:r>
       <w:bookmarkEnd w:id="13"/>
     </w:p>
@@ -3533,7 +3533,7 @@
               <w:spacing w:after="40" w:line="240" w:lineRule="auto"/>
             </w:pPr>
             <w:r>
-              <w:t>DAS v1.0.2 y catálogo RNF ISO/IEC 25010 v1.0.1</w:t>
+              <w:t>DAS v1.0.2 y catálogo RNF ISO/IEC 25010 v1.0.2</w:t>
             </w:r>
           </w:p>
         </w:tc>
@@ -3636,7 +3636,7 @@
               <w:spacing w:after="40" w:line="240" w:lineRule="auto"/>
             </w:pPr>
             <w:r>
-              <w:t>06_Evidencia_Retrospectiva (cargado en Drive); PR #17 (https://github.com/DeboradorDeMundos/dpay_3.0/pull/17) — publicación en Git a cargo de Pablo Gutiérrez y Diego Madrid</w:t>
+              <w:t>06_Evidencia_Retrospectiva (cargado en Drive); PR #17 (https://github.com/DeboradorDeMundos/dpay_3.0/pull/17) - publicación en Git a cargo de Pablo Gutiérrez y Diego Madrid</w:t>
             </w:r>
           </w:p>
         </w:tc>

--- a/fase2/Evidencias Individuales/MUNZENMAYER_REINHARTD_2.2_APT122_AutoevaluacionAvance.docx
+++ b/fase2/Evidencias Individuales/MUNZENMAYER_REINHARTD_2.2_APT122_AutoevaluacionAvance.docx
@@ -208,7 +208,7 @@
                                 <w:sz w:val="20"/>
                                 <w:szCs w:val="20"/>
                               </w:rPr>
-                              <w:t>PTY4614-001 — CAPSTONE</w:t>
+                              <w:t>PTY4614-001 - CAPSTONE</w:t>
                             </w:r>
                           </w:p>
                           <w:p>
@@ -247,7 +247,7 @@
                                 <w:sz w:val="20"/>
                                 <w:szCs w:val="20"/>
                               </w:rPr>
-                              <w:t>Reinhartd Munzenmayer — Rol: QA</w:t>
+                              <w:t>Reinhartd Munzenmayer - Rol: QA</w:t>
                             </w:r>
                           </w:p>
                           <w:p>
@@ -384,7 +384,7 @@
                           <w:sz w:val="20"/>
                           <w:szCs w:val="20"/>
                         </w:rPr>
-                        <w:t>PTY4614-001 — CAPSTONE</w:t>
+                        <w:t>PTY4614-001 - CAPSTONE</w:t>
                       </w:r>
                     </w:p>
                     <w:p>
@@ -423,7 +423,7 @@
                           <w:sz w:val="20"/>
                           <w:szCs w:val="20"/>
                         </w:rPr>
-                        <w:t>Reinhartd Munzenmayer — Rol: QA</w:t>
+                        <w:t>Reinhartd Munzenmayer - Rol: QA</w:t>
                       </w:r>
                     </w:p>
                     <w:p>
@@ -1384,7 +1384,7 @@
           <w:rPr>
             <w:rStyle w:val="Hipervnculo"/>
           </w:rPr>
-          <w:t>Anexo A — Evidencias propias</w:t>
+          <w:t>Anexo A - Evidencias propias</w:t>
         </w:r>
         <w:r>
           <w:rPr>
@@ -1473,7 +1473,7 @@
         <w:jc w:val="both"/>
       </w:pPr>
       <w:r>
-        <w:t>Esta autoevaluación revisa mi aporte al proyecto D-PAY 3.0, con el Sprint 3 en curso. Soy responsable de los documentos 06 (retrospectivas S01 y S02, firmadas y cerradas) y 07 (Plan de Pruebas v1.2 y Listado de Defectos v1.2). En HU-06, el pago aprobado y el rechazado en Webpay sandbox están PASS; el error de conexión está parcial, a la espera de un re-test sin cable USB; la regresión TUU/Kozen (TC-064) está bloqueada, en espera de ejecución por Diego Madrid (TUU/Kozen en producción), y tiene 17/17 pruebas unitarias en verde. Siguen abiertos la emisión de DTE y el defecto D-01. Timeout oficial de checkout: 300 s.</w:t>
+        <w:t>Esta autoevaluación revisa mi aporte al proyecto D-PAY 3.0, con retrospectiva Sprint 3 cerrada (15/10/2026) y Goal Parcial. Soy responsable de los documentos 06 (retrospectivas S01 y S02, firmadas y cerradas) y 07 (Plan de Pruebas v1.2 y Listado de Defectos v1.2). En HU-06, el pago aprobado y el rechazado en Webpay sandbox están PASS; el error de conexión está parcial, a la espera de un re-test sin cable USB; la regresión TUU/Kozen (TC-064) es TC-064 / TC-RG-01 Parcial (13/10/2026, Kozen P8 Neo, Diego Madrid): débito $2.000 aprobado (Pago exitoso); crédito $5.000 cancelado (Transacción cancelada, no declined emisor). Jest 17/17. Falta comprobante de crédito aprobado., y tiene 17/17 pruebas unitarias en verde. Siguen abiertos la emisión de DTE y el defecto D-01. Timeout oficial de checkout: 300 s.</w:t>
       </w:r>
     </w:p>
     <w:p>
@@ -1491,7 +1491,7 @@
         <w:jc w:val="both"/>
       </w:pPr>
       <w:r>
-        <w:t>This self-assessment reviews my contribution to D-PAY 3.0, with Sprint 3 in progress. I own documents 06 (Sprint 1 and 2 retrospectives, signed and closed) and 07 (Test Plan v1.2 and Defect Log v1.2). For HU-06, Webpay sandbox approval and decline pass; the connection-error case is partial, pending a re-test without a USB cable; TUU/Kozen regression (TC-064) is blocked pending execution by Diego Madrid (TUU/Kozen in production), with 17/17 unit tests green. Electronic tax documents (DTE) and defect D-01 remain open. Official checkout timeout: 300 s.</w:t>
+        <w:t>This self-assessment reviews my contribution to D-PAY 3.0, with Sprint 3 in progress. I own documents 06 (Sprint 1 and 2 retrospectives, signed and closed) and 07 (Test Plan v1.2 and Defect Log v1.2). For HU-06, Webpay sandbox approval and decline pass; the connection-error case is partial, pending a re-test without a USB cable; TUU/Kozen regression TC-064 / TC-RG-01 is Partial (13 Oct 2026, Kozen P8 Neo; production TUU baseline unchanged), with 17/17 unit tests green. Electronic tax documents (DTE) and defect D-01 remain open. Official checkout timeout: 300 s.</w:t>
       </w:r>
     </w:p>
     <w:p>
@@ -1574,7 +1574,7 @@
         <w:rPr>
           <w:bCs/>
         </w:rPr>
-        <w:t>Plan de Pruebas v1.2 según ISO/IEC/IEEE 29119-3 (International Organization for Standardization [ISO], 2021) y catálogo CSY4111 de 19 casos: 15 OK, 2 parciales (MTC-12 y MTC-13, en el borde), 1 NOK y 1 bloqueado (TC-064).</w:t>
+        <w:t>Plan de Pruebas v1.2 según ISO/IEC/IEEE 29119-3 (International Organization for Standardization [ISO], 2021) y catálogo CSY4111 de 19 casos: 15 OK, 2 parciales (MTC-12 y MTC-13, en el borde), 15 OK, 2 parciales (MTC-12 y MTC-13), 1 NOK y 0 bloqueados (TC-064 / TC-RG-01 Parcial, regresión TUU Kozen fuera del conteo 15 MTC).</w:t>
       </w:r>
     </w:p>
     <w:p>
@@ -1634,7 +1634,7 @@
         <w:rPr>
           <w:bCs/>
         </w:rPr>
-        <w:t>Catálogo RNF ISO/IEC 25010 v1.0.1; 32 RNF, de los cuales 22 son Must y 16 están en OK, con un avance del 73 %.</w:t>
+        <w:t>Catálogo RNF ISO/IEC 25010 v1.0.2; 32 RNF, de los cuales 22 son Must y 16 están en OK, con un avance del 73 %.</w:t>
       </w:r>
     </w:p>
     <w:p>
@@ -1646,7 +1646,7 @@
         <w:rPr>
           <w:bCs/>
         </w:rPr>
-        <w:t>Retrospectivas S01 y S02: registro de las actas, firmadas por los tres integrantes el 04/10/2026 (Equipo D-PAY 3.0, 2026a, 2026b), ya cargadas en Drive; el PR #17 (aún abierto) es la publicación en Git, a cargo de Pablo Gutiérrez y Diego Madrid.</w:t>
+        <w:t>Retrospectivas S01, S02 y S03 (acta S03 15/10/2026): registro de las actas, firmadas por los tres integrantes el 04/10/2026 (Equipo D-PAY 3.0, 2026a, 2026b), ya cargadas en Drive; el PR #17 (aún abierto) es la publicación en Git, a cargo de Pablo Gutiérrez y Diego Madrid.</w:t>
       </w:r>
       <w:r>
         <w:rPr>
@@ -1961,7 +1961,7 @@
               <w:spacing w:after="40" w:line="240" w:lineRule="auto"/>
             </w:pPr>
             <w:r>
-              <w:t>Actas S01/S02 firmadas, Retro S03 v0.2 y matriz de trazabilidad</w:t>
+              <w:t>Actas S01, S02 y S03 firmadas; Retro S03 v0.5 (acta 15/10/2026) y matriz de trazabilidad</w:t>
             </w:r>
           </w:p>
         </w:tc>
@@ -2333,7 +2333,7 @@
               <w:spacing w:after="40" w:line="240" w:lineRule="auto"/>
             </w:pPr>
             <w:r>
-              <w:t>Pruebas de Webpay en el Celular Android; la regresión TUU se cubre con 17 pruebas unitarias mientras TC-064 sigue bloqueado: en espera de ejecución por Diego Madrid (TUU/Kozen en producción)</w:t>
+              <w:t>Pruebas de Webpay en el Celular Android; la regresión TUU se cubre con 17 pruebas unitarias con TC-064 / TC-RG-01 Parcial desde el 13/10/2026 (Diego Madrid, Kozen P8 Neo)</w:t>
             </w:r>
           </w:p>
         </w:tc>
@@ -3306,7 +3306,7 @@
         <w:rPr>
           <w:i/>
         </w:rPr>
-        <w:t>Systems and software engineering — Systems and software Quality Requirements and Evaluation (SQuaRE) — System and software quality models</w:t>
+        <w:t>Systems and software engineering - Systems and software Quality Requirements and Evaluation (SQuaRE) - System and software quality models</w:t>
       </w:r>
       <w:r>
         <w:t xml:space="preserve"> (ISO/IEC 25010:2011). https://www.iso.org/standard/35733.html</w:t>
@@ -3324,7 +3324,7 @@
         <w:rPr>
           <w:i/>
         </w:rPr>
-        <w:t>Software and systems engineering — Software testing — Part 3: Test documentation</w:t>
+        <w:t>Software and systems engineering - Software testing - Part 3: Test documentation</w:t>
       </w:r>
       <w:r>
         <w:t xml:space="preserve"> (ISO/IEC/IEEE 29119-3:2021). https://www.iso.org/standard/79429.html</w:t>
@@ -3354,7 +3354,7 @@
         <w:ind w:left="720" w:hanging="720"/>
       </w:pPr>
       <w:r>
-        <w:t>Munzenmayer, R. (2026a). Catálogo de requisitos no funcionales ISO/IEC 25010 D-PAY 3.0 (Versión 1.0.1) [Documento interno]. Duoc UC.</w:t>
+        <w:t>Munzenmayer, R. (2026a). Catálogo de requisitos no funcionales ISO/IEC 25010 D-PAY 3.0 (Versión 1.0.2) [Documento interno]. Duoc UC.</w:t>
       </w:r>
     </w:p>
     <w:p>
@@ -3436,7 +3436,7 @@
       </w:pPr>
       <w:bookmarkStart w:id="13" w:name="_Toc242697044"/>
       <w:r>
-        <w:t>Anexo A — Evidencias propias</w:t>
+        <w:t>Anexo A - Evidencias propias</w:t>
       </w:r>
       <w:bookmarkEnd w:id="13"/>
     </w:p>
@@ -3533,7 +3533,7 @@
               <w:spacing w:after="40" w:line="240" w:lineRule="auto"/>
             </w:pPr>
             <w:r>
-              <w:t>DAS v1.0.2 y catálogo RNF ISO/IEC 25010 v1.0.1</w:t>
+              <w:t>DAS v1.0.2 y catálogo RNF ISO/IEC 25010 v1.0.2</w:t>
             </w:r>
           </w:p>
         </w:tc>
@@ -3604,7 +3604,7 @@
               <w:spacing w:after="40" w:line="240" w:lineRule="auto"/>
             </w:pPr>
             <w:r>
-              <w:t>19 casos (15 OK, 2 parciales (MTC-12 y MTC-13, en el borde), 1 NOK y 1 bloqueado (TC-064)); defectos con severidad y estado</w:t>
+              <w:t>19 casos (15 OK, 2 parciales (MTC-12 y MTC-13, en el borde), 15 OK, 2 parciales (MTC-12 y MTC-13), 1 NOK y 0 bloqueados (TC-064 / TC-RG-01 Parcial, regresión TUU Kozen fuera del conteo 15 MTC)); defectos con severidad y estado</w:t>
             </w:r>
           </w:p>
         </w:tc>
@@ -3636,7 +3636,7 @@
               <w:spacing w:after="40" w:line="240" w:lineRule="auto"/>
             </w:pPr>
             <w:r>
-              <w:t>06_Evidencia_Retrospectiva (cargado en Drive); PR #17 (https://github.com/DeboradorDeMundos/dpay_3.0/pull/17) — publicación en Git a cargo de Pablo Gutiérrez y Diego Madrid</w:t>
+              <w:t>06_Evidencia_Retrospectiva (cargado en Drive); PR #17 (https://github.com/DeboradorDeMundos/dpay_3.0/pull/17) - publicación en Git a cargo de Pablo Gutiérrez y Diego Madrid</w:t>
             </w:r>
           </w:p>
         </w:tc>
